--- a/laravel-app/database/data/internship/handbooks/ai/Beyond_AI_Internship_Day_180_Student_Handbook.docx
+++ b/laravel-app/database/data/internship/handbooks/ai/Beyond_AI_Internship_Day_180_Student_Handbook.docx
@@ -38,7 +38,7 @@
           <w:color w:val="1E293B"/>
           <w:sz w:val="28"/>
         </w:rPr>
-        <w:t>Capstone Demonstration</w:t>
+        <w:t>Final Defense, Portfolio, Handover, and Career Plan</w:t>
       </w:r>
     </w:p>
     <w:p>
@@ -50,7 +50,7 @@
           <w:b w:val="0"/>
           <w:sz w:val="22"/>
         </w:rPr>
-        <w:t>Assessment and reflection. Full student study guide and practical laboratory manual for Beyond Enterprise interns.</w:t>
+        <w:t>Assessment and presentation. Full student study guide and practical laboratory manual for Beyond Enterprise interns.</w:t>
       </w:r>
     </w:p>
     <w:tbl>
@@ -141,7 +141,7 @@
               <w:rPr>
                 <w:sz w:val="18"/>
               </w:rPr>
-              <w:t>Assessment and reflection</w:t>
+              <w:t>Assessment and presentation</w:t>
             </w:r>
           </w:p>
         </w:tc>
@@ -154,7 +154,7 @@
               <w:rPr>
                 <w:sz w:val="18"/>
               </w:rPr>
-              <w:t>advanced</w:t>
+              <w:t>capstone</w:t>
             </w:r>
           </w:p>
         </w:tc>
@@ -167,7 +167,7 @@
               <w:rPr>
                 <w:sz w:val="18"/>
               </w:rPr>
-              <w:t>8 hours</w:t>
+              <w:t>8.0 hours</w:t>
             </w:r>
           </w:p>
         </w:tc>
@@ -180,7 +180,7 @@
               <w:rPr>
                 <w:sz w:val="18"/>
               </w:rPr>
-              <w:t>Python, Jupyter, VS Code, local/open models where practical</w:t>
+              <w:t>Python, VS Code, Jupyter, Git, approved project tools, documentation and presentation tool</w:t>
             </w:r>
           </w:p>
         </w:tc>
@@ -198,7 +198,7 @@
           <w:color w:val="0B3F90"/>
           <w:sz w:val="20"/>
         </w:rPr>
-        <w:t>Day 180 objective  Complete the assessment and reflection for Capstone Demonstration: Apply capstone demonstration safely and explain the result in a professional technical report.</w:t>
+        <w:t>Day 180 objective  Complete the assessment and presentation for Final Defense, Portfolio, Handover, and Career Plan: Defend the capstone, submit artifacts, complete reflection, and plan next steps.</w:t>
       </w:r>
     </w:p>
     <w:p>
@@ -270,7 +270,7 @@
           <w:b w:val="0"/>
           <w:sz w:val="22"/>
         </w:rPr>
-        <w:t>Submit: Final artifact, demonstration evidence, 150-300 word reflection, and self-score against the rubric..</w:t>
+        <w:t>Submit: Assessment demonstration, complete reproducible project package, evaluation evidence, safety/ethics review, and technical report..</w:t>
       </w:r>
     </w:p>
     <w:p>
@@ -619,7 +619,7 @@
           <w:b w:val="0"/>
           <w:sz w:val="20"/>
         </w:rPr>
-        <w:t>Curriculum objective (source of truth): Apply capstone demonstration safely and explain the result in a professional technical report.</w:t>
+        <w:t>Curriculum objective (source of truth): Defend the capstone, submit artifacts, complete reflection, and plan next steps.</w:t>
       </w:r>
     </w:p>
     <w:p>
@@ -631,7 +631,7 @@
           <w:b w:val="0"/>
           <w:sz w:val="22"/>
         </w:rPr>
-        <w:t>Explain Capstone Demonstration to a supervisor in under two minutes.</w:t>
+        <w:t>Explain Final Defense, Portfolio, Handover, and Career Plan to a supervisor in under two minutes.</w:t>
       </w:r>
     </w:p>
     <w:p>
@@ -643,7 +643,7 @@
           <w:b w:val="0"/>
           <w:sz w:val="22"/>
         </w:rPr>
-        <w:t>Configure or verify the approved tools required for Capstone Demonstration.</w:t>
+        <w:t>Configure or verify the approved tools required for Final Defense, Portfolio, Handover, and Career Plan.</w:t>
       </w:r>
     </w:p>
     <w:p>
@@ -655,7 +655,7 @@
           <w:b w:val="0"/>
           <w:sz w:val="22"/>
         </w:rPr>
-        <w:t>Implement or perform the assessment and reflection practical for this topic.</w:t>
+        <w:t>Implement or perform the assessment and presentation practical for this topic.</w:t>
       </w:r>
     </w:p>
     <w:p>
@@ -711,7 +711,7 @@
           <w:b w:val="0"/>
           <w:sz w:val="22"/>
         </w:rPr>
-        <w:t>Define the professional meaning of “Capstone Demonstration” before you use tools. Do not split the title into meaningless words. Connect each concept to today's practical action.</w:t>
+        <w:t>Define the professional meaning of “Final Defense, Portfolio, Handover, and Career Plan” before you use tools. Do not split the title into meaningless words. Connect each concept to today's practical action.</w:t>
       </w:r>
     </w:p>
     <w:tbl>
@@ -832,7 +832,7 @@
               <w:rPr>
                 <w:sz w:val="18"/>
               </w:rPr>
-              <w:t>Professional practice for Capstone Demonstration</w:t>
+              <w:t>Professional practice for Final Defense, Portfolio, Handover, and Career Plan</w:t>
             </w:r>
           </w:p>
         </w:tc>
@@ -1266,7 +1266,7 @@
           <w:b w:val="0"/>
           <w:sz w:val="22"/>
         </w:rPr>
-        <w:t>Tools available: Python, Jupyter, VS Code, local/open models where practical.</w:t>
+        <w:t>Tools available: Python, VS Code, Jupyter, Git, approved project tools, documentation and presentation tools.</w:t>
       </w:r>
     </w:p>
     <w:p>
@@ -1381,7 +1381,7 @@
               <w:rPr>
                 <w:sz w:val="18"/>
               </w:rPr>
-              <w:t>Python, Jupyter, VS Code, local/open models where practical</w:t>
+              <w:t>Python, VS Code, Jupyter, Git, approved project tools, documentation and presentation tools</w:t>
             </w:r>
           </w:p>
         </w:tc>
@@ -1463,7 +1463,7 @@
           <w:b w:val="0"/>
           <w:sz w:val="18"/>
         </w:rPr>
-        <w:t>└── Day_180_Capstone_Demonstration/</w:t>
+        <w:t>└── Day_180_Final_Defense_Portfolio_Handover_and_Career_Plan/</w:t>
       </w:r>
     </w:p>
     <w:p>
@@ -1616,7 +1616,7 @@
           <w:b w:val="0"/>
           <w:sz w:val="18"/>
         </w:rPr>
-        <w:t>mkdir Beyond_AI_Internship\Day_180_Capstone_Demonstration\evidence, Beyond_AI_Internship\Day_180_Capstone_Demonstration\notebooks, Beyond_AI_Internship\Day_180_Capstone_Demonstration\src, Beyond_AI_Internship\Day_180_Capstone_Demonstration\data, Beyond_AI_Internship\Day_180_Capstone_Demonstration\output, Beyond_AI_Internship\Day_180_Capstone_Demonstration\report -Force</w:t>
+        <w:t>mkdir Beyond_AI_Internship\Day_180_Final_Defense_Portfolio_Handover_and_Career_Plan\evidence, Beyond_AI_Internship\Day_180_Final_Defense_Portfolio_Handover_and_Career_Plan\notebooks, Beyond_AI_Internship\Day_180_Final_Defense_Portfolio_Handover_and_Career_Plan\src, Beyond_AI_Internship\Day_180_Final_Defense_Portfolio_Handover_and_Career_Plan\data, Beyond_AI_Internship\Day_180_Final_Defense_Portfolio_Handover_and_Career_Plan\output, Beyond_AI_Internship\Day_180_Final_Defense_Portfolio_Handover_and_Career_Plan\report -Force</w:t>
       </w:r>
     </w:p>
     <w:p/>
@@ -1657,7 +1657,7 @@
           <w:b w:val="0"/>
           <w:sz w:val="18"/>
         </w:rPr>
-        <w:t>mkdir -p Beyond_AI_Internship/Day_180_Capstone_Demonstration/{evidence,notebooks,src,data,output,report}</w:t>
+        <w:t>mkdir -p Beyond_AI_Internship/Day_180_Final_Defense_Portfolio_Handover_and_Career_Plan/{evidence,notebooks,src,data,output,report}</w:t>
       </w:r>
     </w:p>
     <w:p/>
@@ -1773,7 +1773,7 @@
           <w:color w:val="0B3F90"/>
           <w:sz w:val="24"/>
         </w:rPr>
-        <w:t>Assessment and reflection: Capstone Demonstration</w:t>
+        <w:t>Assessment and presentation: Final Defense, Portfolio, Handover, and Career Plan</w:t>
       </w:r>
     </w:p>
     <w:p>
@@ -1797,7 +1797,7 @@
           <w:b w:val="0"/>
           <w:sz w:val="20"/>
         </w:rPr>
-        <w:t>• Complete the practical assessment for capstone demonstration, demonstrate the result, and explain decisions in your own words.</w:t>
+        <w:t>• Review Day 179 prerequisites and read the complete Day 180 objective before changing the lab.</w:t>
       </w:r>
     </w:p>
     <w:p>
@@ -1809,7 +1809,7 @@
           <w:b w:val="0"/>
           <w:sz w:val="20"/>
         </w:rPr>
-        <w:t>• Work only in an authorized lab, VM or on equipment assigned by Beyond.</w:t>
+        <w:t>• Prepare only the authorized workstation, VM, account, dataset, or sandbox; capture the approved starting state.</w:t>
       </w:r>
     </w:p>
     <w:p>
@@ -1821,7 +1821,67 @@
           <w:b w:val="0"/>
           <w:sz w:val="20"/>
         </w:rPr>
-        <w:t>• Keep time entries truthful and ask the supervisor before changing production equipment.</w:t>
+        <w:t>• Create the folder Day_180_final_defense_portfolio_handover_and_career_plan with evidence, src or notebooks, output, and report subfolders as relevant.</w:t>
+      </w:r>
+    </w:p>
+    <w:p>
+      <w:pPr>
+        <w:spacing w:after="120"/>
+      </w:pPr>
+      <w:r>
+        <w:rPr>
+          <w:b w:val="0"/>
+          <w:sz w:val="20"/>
+        </w:rPr>
+        <w:t>• Complete the practical objective: Defend the capstone, submit artifacts, complete reflection, and plan next steps.</w:t>
+      </w:r>
+    </w:p>
+    <w:p>
+      <w:pPr>
+        <w:spacing w:after="120"/>
+      </w:pPr>
+      <w:r>
+        <w:rPr>
+          <w:b w:val="0"/>
+          <w:sz w:val="20"/>
+        </w:rPr>
+        <w:t>• Record tool versions, inputs, assumptions, commands or code, expected output, observed output, and any deviations.</w:t>
+      </w:r>
+    </w:p>
+    <w:p>
+      <w:pPr>
+        <w:spacing w:after="120"/>
+      </w:pPr>
+      <w:r>
+        <w:rPr>
+          <w:b w:val="0"/>
+          <w:sz w:val="20"/>
+        </w:rPr>
+        <w:t>• Verify the result independently by rerunning from a clean state, checking a second measurement/test, or obtaining recorded peer review.</w:t>
+      </w:r>
+    </w:p>
+    <w:p>
+      <w:pPr>
+        <w:spacing w:after="120"/>
+      </w:pPr>
+      <w:r>
+        <w:rPr>
+          <w:b w:val="0"/>
+          <w:sz w:val="20"/>
+        </w:rPr>
+        <w:t>• Perform the relevant privacy, bias, security, licensing, and human-oversight checks before accepting the result.</w:t>
+      </w:r>
+    </w:p>
+    <w:p>
+      <w:pPr>
+        <w:spacing w:after="120"/>
+      </w:pPr>
+      <w:r>
+        <w:rPr>
+          <w:b w:val="0"/>
+          <w:sz w:val="20"/>
+        </w:rPr>
+        <w:t>• Package the required evidence and write a concise professional technical report with an AI-assistance disclosure.</w:t>
       </w:r>
     </w:p>
     <w:p>
@@ -1847,7 +1907,7 @@
           <w:b w:val="0"/>
           <w:sz w:val="18"/>
         </w:rPr>
-        <w:t># day_180_lab.py — Assessment and reflection: Capstone Demonstration</w:t>
+        <w:t># day_180_lab.py — Assessment and presentation: Final Defense, Portfolio, Handover, and Career Plan</w:t>
       </w:r>
     </w:p>
     <w:p>
@@ -1889,7 +1949,7 @@
           <w:b w:val="0"/>
           <w:sz w:val="18"/>
         </w:rPr>
-        <w:t>"""Day 180 practical starter for Capstone Demonstration.</w:t>
+        <w:t>"""Day 180 practical starter for Final Defense, Portfolio, Handover, and Career Plan.</w:t>
       </w:r>
     </w:p>
     <w:p>
@@ -2071,7 +2131,7 @@
           <w:b w:val="0"/>
           <w:sz w:val="18"/>
         </w:rPr>
-        <w:t xml:space="preserve">    print("Program topic:", 'Capstone Demonstration')</w:t>
+        <w:t xml:space="preserve">    print("Program topic:", 'Final Defense, Portfolio, Handover, and Career Plan')</w:t>
       </w:r>
     </w:p>
     <w:p>
@@ -2085,7 +2145,7 @@
           <w:b w:val="0"/>
           <w:sz w:val="18"/>
         </w:rPr>
-        <w:t xml:space="preserve">    print("Day mode:", 'Assessment and reflection')</w:t>
+        <w:t xml:space="preserve">    print("Day mode:", 'Assessment and presentation')</w:t>
       </w:r>
     </w:p>
     <w:p>
@@ -5690,7 +5750,7 @@
           <w:b w:val="0"/>
           <w:sz w:val="22"/>
         </w:rPr>
-        <w:t>Objective addressed for Capstone Demonstration</w:t>
+        <w:t>Objective addressed for Final Defense, Portfolio, Handover, and Career Plan</w:t>
       </w:r>
     </w:p>
     <w:p>
@@ -5702,7 +5762,7 @@
           <w:b w:val="0"/>
           <w:sz w:val="22"/>
         </w:rPr>
-        <w:t>Assessment and reflection practical completed</w:t>
+        <w:t>Assessment and presentation practical completed</w:t>
       </w:r>
     </w:p>
     <w:p>
@@ -5794,7 +5854,7 @@
           <w:b w:val="0"/>
           <w:sz w:val="22"/>
         </w:rPr>
-        <w:t>Matches: Final artifact, demonstration evidence, 150-300 word reflection, and self-score against the rubric.</w:t>
+        <w:t>Matches: Assessment demonstration, complete reproducible project package, evaluation evidence, safety/ethics review, and technical report.</w:t>
       </w:r>
     </w:p>
     <w:p>
@@ -5826,7 +5886,7 @@
           <w:b w:val="0"/>
           <w:sz w:val="22"/>
         </w:rPr>
-        <w:t>Explain Capstone Demonstration without reading.</w:t>
+        <w:t>Explain Final Defense, Portfolio, Handover, and Career Plan without reading.</w:t>
       </w:r>
     </w:p>
     <w:p>
@@ -5918,7 +5978,7 @@
           <w:b w:val="0"/>
           <w:sz w:val="22"/>
         </w:rPr>
-        <w:t>Today is Day 180 (Assessment and reflection) on Capstone Demonstration. I worked only in the authorized Beyond AI / data / software lab. I completed the practical objective, verified with a second check, and packaged evidence. Main risk: unauthorized or unsafe action; control: checklist + supervisor escalation. Limitation: classroom/lab scope only. Next: continue the topic cycle and keep documentation reproducible.</w:t>
+        <w:t>Today is Day 180 (Assessment and presentation) on Final Defense, Portfolio, Handover, and Career Plan. I worked only in the authorized Beyond AI / data / software lab. I completed the practical objective, verified with a second check, and packaged evidence. Main risk: unauthorized or unsafe action; control: checklist + supervisor escalation. Limitation: classroom/lab scope only. Next: continue the topic cycle and keep documentation reproducible.</w:t>
       </w:r>
     </w:p>
     <w:p>
